--- a/docs/Project_proposal_template_2026.docx
+++ b/docs/Project_proposal_template_2026.docx
@@ -648,7 +648,34 @@
                 <w:sz w:val="22"/>
                 <w:szCs w:val="24"/>
               </w:rPr>
-              <w:t>: Glomeruli Detection - 2026</w:t>
+              <w:t xml:space="preserve">: Glomeruli Detection </w:t>
+            </w:r>
+            <w:r>
+              <w:rPr>
+                <w:rFonts w:ascii="Arial" w:hAnsi="Arial" w:cs="Arial"/>
+                <w:color w:val="000000" w:themeColor="text1"/>
+                <w:sz w:val="22"/>
+                <w:szCs w:val="24"/>
+              </w:rPr>
+              <w:t>–</w:t>
+            </w:r>
+            <w:r>
+              <w:rPr>
+                <w:rFonts w:ascii="Arial" w:hAnsi="Arial" w:cs="Arial"/>
+                <w:color w:val="000000" w:themeColor="text1"/>
+                <w:sz w:val="22"/>
+                <w:szCs w:val="24"/>
+              </w:rPr>
+              <w:t xml:space="preserve"> 2026</w:t>
+            </w:r>
+            <w:r>
+              <w:rPr>
+                <w:rFonts w:ascii="Arial" w:hAnsi="Arial" w:cs="Arial"/>
+                <w:color w:val="000000" w:themeColor="text1"/>
+                <w:sz w:val="22"/>
+                <w:szCs w:val="24"/>
+              </w:rPr>
+              <w:t>/26</w:t>
             </w:r>
             <w:r>
               <w:rPr>
@@ -10076,8 +10103,8 @@
     <w:rsidRoot w:val="00CE4FFE"/>
     <w:rsid w:val="00034FB8"/>
     <w:rsid w:val="00121862"/>
-    <w:rsid w:val="0033782F"/>
     <w:rsid w:val="00404305"/>
+    <w:rsid w:val="007429FD"/>
     <w:rsid w:val="009913FC"/>
     <w:rsid w:val="009D22E6"/>
     <w:rsid w:val="00AC1536"/>
